--- a/public/forms/刑事/提请批准逮捕书.docx
+++ b/public/forms/刑事/提请批准逮捕书.docx
@@ -3,219 +3,338 @@
 <w:document xmlns:wpc="http://schemas.microsoft.com/office/word/2010/wordprocessingCanvas" xmlns:mo="http://schemas.microsoft.com/office/mac/office/2008/main" xmlns:mc="http://schemas.openxmlformats.org/markup-compatibility/2006" xmlns:mv="urn:schemas-microsoft-com:mac:vml" xmlns:o="urn:schemas-microsoft-com:office:office" xmlns:r="http://schemas.openxmlformats.org/officeDocument/2006/relationships" xmlns:m="http://schemas.openxmlformats.org/officeDocument/2006/math" xmlns:v="urn:schemas-microsoft-com:vml" xmlns:wp14="http://schemas.microsoft.com/office/word/2010/wordprocessingDrawing" xmlns:wp="http://schemas.openxmlformats.org/drawingml/2006/wordprocessingDrawing" xmlns:w10="urn:schemas-microsoft-com:office:word" xmlns:w="http://schemas.openxmlformats.org/wordprocessingml/2006/main" xmlns:w14="http://schemas.microsoft.com/office/word/2010/wordml" xmlns:wpg="http://schemas.microsoft.com/office/word/2010/wordprocessingGroup" xmlns:wpi="http://schemas.microsoft.com/office/word/2010/wordprocessingInk" xmlns:wne="http://schemas.microsoft.com/office/word/2006/wordml" xmlns:wps="http://schemas.microsoft.com/office/word/2010/wordprocessingShape" mc:Ignorable="w14 wp14">
   <w:body>
     <w:p>
-      <w:pPr>
-        <w:pStyle w:val="Heading1"/>
-        <w:jc w:val="center"/>
-      </w:pPr>
       <w:r>
-        <w:t>提请批准逮捕书</w:t>
-      </w:r>
-    </w:p>
-    <w:p>
-      <w:r>
+        <w:rPr>
+          <w:rFonts w:ascii="宋体" w:hAnsi="宋体" w:eastAsia="宋体"/>
+        </w:rPr>
         <w:t xml:space="preserve"> 附件 4</w:t>
       </w:r>
     </w:p>
     <w:p>
       <w:r>
+        <w:rPr>
+          <w:rFonts w:ascii="宋体" w:hAnsi="宋体" w:eastAsia="宋体"/>
+        </w:rPr>
         <w:t>﹡ ﹡ ﹡ 公 安 局</w:t>
       </w:r>
     </w:p>
     <w:p>
+      <w:pPr>
+        <w:jc w:val="center"/>
+      </w:pPr>
       <w:r>
-        <w:t>提 请 批 准 逮 捕 书</w:t>
+        <w:rPr>
+          <w:rFonts w:ascii="宋体" w:hAnsi="宋体" w:eastAsia="宋体"/>
+          <w:b/>
+          <w:sz w:val="32"/>
+        </w:rPr>
+        <w:t>提请批准逮捕书</w:t>
       </w:r>
     </w:p>
     <w:p/>
     <w:p>
       <w:r>
+        <w:rPr>
+          <w:rFonts w:ascii="宋体" w:hAnsi="宋体" w:eastAsia="宋体"/>
+        </w:rPr>
         <w:t xml:space="preserve">                            ×公（  ）提捕字〔  〕   号</w:t>
       </w:r>
     </w:p>
     <w:p/>
     <w:p>
       <w:r>
+        <w:rPr>
+          <w:rFonts w:ascii="宋体" w:hAnsi="宋体" w:eastAsia="宋体"/>
+        </w:rPr>
         <w:t>犯罪嫌疑人×××…… [犯罪嫌疑人姓名（别名、曾用名、</w:t>
       </w:r>
     </w:p>
     <w:p>
       <w:r>
+        <w:rPr>
+          <w:rFonts w:ascii="宋体" w:hAnsi="宋体" w:eastAsia="宋体"/>
+        </w:rPr>
         <w:t>绰号等） ，性别，出生日期，出生地，身份证件种类及号码，民</w:t>
       </w:r>
     </w:p>
     <w:p>
       <w:r>
+        <w:rPr>
+          <w:rFonts w:ascii="宋体" w:hAnsi="宋体" w:eastAsia="宋体"/>
+        </w:rPr>
         <w:t>族，文化程度，职业或工作单位及职务，居住地（包括户籍所</w:t>
       </w:r>
     </w:p>
     <w:p>
       <w:r>
+        <w:rPr>
+          <w:rFonts w:ascii="宋体" w:hAnsi="宋体" w:eastAsia="宋体"/>
+        </w:rPr>
         <w:t>在地、经常居住地、暂住地） ，政治面貌（如是人大代表、政协</w:t>
       </w:r>
     </w:p>
     <w:p>
       <w:r>
+        <w:rPr>
+          <w:rFonts w:ascii="宋体" w:hAnsi="宋体" w:eastAsia="宋体"/>
+        </w:rPr>
         <w:t>委员，一并写明具体级、届代表、委员） ，违法犯罪经历以及因</w:t>
       </w:r>
     </w:p>
     <w:p>
       <w:r>
+        <w:rPr>
+          <w:rFonts w:ascii="宋体" w:hAnsi="宋体" w:eastAsia="宋体"/>
+        </w:rPr>
         <w:t>本案被采取强制措施的情况（时间、种类及执行场所） 。案件有</w:t>
       </w:r>
     </w:p>
     <w:p>
       <w:r>
+        <w:rPr>
+          <w:rFonts w:ascii="宋体" w:hAnsi="宋体" w:eastAsia="宋体"/>
+        </w:rPr>
         <w:t>多名犯罪嫌疑人的，应逐一写明。]</w:t>
       </w:r>
     </w:p>
     <w:p>
       <w:r>
+        <w:rPr>
+          <w:rFonts w:ascii="宋体" w:hAnsi="宋体" w:eastAsia="宋体"/>
+        </w:rPr>
         <w:t>辩护律师×××……[如有辩护律师，写明其姓名，所在律</w:t>
       </w:r>
     </w:p>
     <w:p>
       <w:r>
+        <w:rPr>
+          <w:rFonts w:ascii="宋体" w:hAnsi="宋体" w:eastAsia="宋体"/>
+        </w:rPr>
         <w:t>师事务所或者法律援助机构名称，律师执业证编号。]</w:t>
       </w:r>
     </w:p>
     <w:p>
       <w:r>
+        <w:rPr>
+          <w:rFonts w:ascii="宋体" w:hAnsi="宋体" w:eastAsia="宋体"/>
+        </w:rPr>
         <w:t>犯罪嫌疑人涉嫌 ×××（罪名）一案，由 ×××举报（控</w:t>
       </w:r>
     </w:p>
     <w:p>
       <w:r>
+        <w:rPr>
+          <w:rFonts w:ascii="宋体" w:hAnsi="宋体" w:eastAsia="宋体"/>
+        </w:rPr>
         <w:t>告、移送）至我局（写明案由和案件来源，具体为单位或者公</w:t>
       </w:r>
     </w:p>
     <w:p>
       <w:r>
+        <w:rPr>
+          <w:rFonts w:ascii="宋体" w:hAnsi="宋体" w:eastAsia="宋体"/>
+        </w:rPr>
         <w:t>民举报、控告、上级交办、有关部门移送、本局其他部门移交</w:t>
       </w:r>
     </w:p>
     <w:p>
       <w:r>
+        <w:rPr>
+          <w:rFonts w:ascii="宋体" w:hAnsi="宋体" w:eastAsia="宋体"/>
+        </w:rPr>
         <w:t>以及工作中发现等） 。简要写明案件侦查过程中的各个法律程序</w:t>
       </w:r>
     </w:p>
     <w:p>
       <w:r>
+        <w:rPr>
+          <w:rFonts w:ascii="宋体" w:hAnsi="宋体" w:eastAsia="宋体"/>
+        </w:rPr>
         <w:t>开始的时间，如接受案件、立案的时间。具体写明犯罪嫌疑人</w:t>
       </w:r>
     </w:p>
     <w:p>
       <w:r>
+        <w:rPr>
+          <w:rFonts w:ascii="宋体" w:hAnsi="宋体" w:eastAsia="宋体"/>
+        </w:rPr>
         <w:t>归案情况。</w:t>
       </w:r>
     </w:p>
     <w:p>
       <w:r>
+        <w:rPr>
+          <w:rFonts w:ascii="宋体" w:hAnsi="宋体" w:eastAsia="宋体"/>
+        </w:rPr>
         <w:t>经依法侦查查明： ……（应当根据具体案件情况，详细叙</w:t>
       </w:r>
     </w:p>
     <w:p>
       <w:r>
+        <w:rPr>
+          <w:rFonts w:ascii="宋体" w:hAnsi="宋体" w:eastAsia="宋体"/>
+        </w:rPr>
         <w:t>述经侦查认定的犯罪事实，并说明应当逮捕理由。 ）</w:t>
       </w:r>
     </w:p>
     <w:p>
       <w:r>
+        <w:rPr>
+          <w:rFonts w:ascii="宋体" w:hAnsi="宋体" w:eastAsia="宋体"/>
+        </w:rPr>
         <w:t>（对于只有一个犯罪嫌疑人的案件，犯罪嫌疑人实施多次</w:t>
       </w:r>
     </w:p>
     <w:p>
       <w:r>
+        <w:rPr>
+          <w:rFonts w:ascii="宋体" w:hAnsi="宋体" w:eastAsia="宋体"/>
+        </w:rPr>
         <w:t>犯罪的犯罪事实应逐一列举；同时触犯数个罪名的犯罪嫌疑人</w:t>
       </w:r>
     </w:p>
     <w:p>
       <w:r>
+        <w:rPr>
+          <w:rFonts w:ascii="宋体" w:hAnsi="宋体" w:eastAsia="宋体"/>
+        </w:rPr>
         <w:t>的犯罪事实应该按照主次顺序分别列举；</w:t>
       </w:r>
     </w:p>
     <w:p>
       <w:r>
+        <w:rPr>
+          <w:rFonts w:ascii="宋体" w:hAnsi="宋体" w:eastAsia="宋体"/>
+        </w:rPr>
         <w:t>对于共同犯罪的案件，写明犯罪嫌疑人的共同犯罪事实及</w:t>
       </w:r>
     </w:p>
     <w:p>
       <w:r>
+        <w:rPr>
+          <w:rFonts w:ascii="宋体" w:hAnsi="宋体" w:eastAsia="宋体"/>
+        </w:rPr>
         <w:t>各自在共同犯罪中的地位和作用后，按照犯罪嫌疑人的主次顺</w:t>
       </w:r>
     </w:p>
     <w:p>
       <w:r>
+        <w:rPr>
+          <w:rFonts w:ascii="宋体" w:hAnsi="宋体" w:eastAsia="宋体"/>
+        </w:rPr>
         <w:t>序，分别叙述各个犯罪嫌疑人的单独犯罪事实。 ）</w:t>
       </w:r>
     </w:p>
     <w:p>
       <w:r>
+        <w:rPr>
+          <w:rFonts w:ascii="宋体" w:hAnsi="宋体" w:eastAsia="宋体"/>
+        </w:rPr>
         <w:t>认定上述事实的证据如下：</w:t>
       </w:r>
     </w:p>
     <w:p>
       <w:r>
+        <w:rPr>
+          <w:rFonts w:ascii="宋体" w:hAnsi="宋体" w:eastAsia="宋体"/>
+        </w:rPr>
         <w:t>……（分列相关证据,并说明证据与犯罪事实的关系。 ）</w:t>
       </w:r>
     </w:p>
     <w:p>
       <w:r>
+        <w:rPr>
+          <w:rFonts w:ascii="宋体" w:hAnsi="宋体" w:eastAsia="宋体"/>
+        </w:rPr>
         <w:t>犯罪嫌疑人自愿认罪认罚的，简要写明相关情况。</w:t>
       </w:r>
     </w:p>
     <w:p>
       <w:r>
+        <w:rPr>
+          <w:rFonts w:ascii="宋体" w:hAnsi="宋体" w:eastAsia="宋体"/>
+        </w:rPr>
         <w:t>综上所述，犯罪嫌疑人 ×××…… （根据犯罪构成简要说</w:t>
       </w:r>
     </w:p>
     <w:p>
       <w:r>
+        <w:rPr>
+          <w:rFonts w:ascii="宋体" w:hAnsi="宋体" w:eastAsia="宋体"/>
+        </w:rPr>
         <w:t>明罪状） ，其行为已触犯《中华人民共和国刑法》第××条之规</w:t>
       </w:r>
     </w:p>
     <w:p>
       <w:r>
+        <w:rPr>
+          <w:rFonts w:ascii="宋体" w:hAnsi="宋体" w:eastAsia="宋体"/>
+        </w:rPr>
         <w:t>定，涉嫌×××罪，可能判处徒刑以上刑罚。现有（证明其犯</w:t>
       </w:r>
     </w:p>
     <w:p>
       <w:r>
+        <w:rPr>
+          <w:rFonts w:ascii="宋体" w:hAnsi="宋体" w:eastAsia="宋体"/>
+        </w:rPr>
         <w:t>罪事实的证据、其他证据）等证据证明，其（依据刑事诉讼法</w:t>
       </w:r>
     </w:p>
     <w:p>
       <w:r>
+        <w:rPr>
+          <w:rFonts w:ascii="宋体" w:hAnsi="宋体" w:eastAsia="宋体"/>
+        </w:rPr>
         <w:t>第八十一 条第一款具体说明其可能具有的社会危险性）或者</w:t>
       </w:r>
     </w:p>
     <w:p>
       <w:r>
+        <w:rPr>
+          <w:rFonts w:ascii="宋体" w:hAnsi="宋体" w:eastAsia="宋体"/>
+        </w:rPr>
         <w:t>（……涉嫌×××罪，可能判处十年有期徒刑以上刑罚/可能判</w:t>
       </w:r>
     </w:p>
     <w:p>
       <w:r>
+        <w:rPr>
+          <w:rFonts w:ascii="宋体" w:hAnsi="宋体" w:eastAsia="宋体"/>
+        </w:rPr>
         <w:t>处徒刑以上刑罚，曾经故意犯罪或者身份不明） 。依照《中华人</w:t>
       </w:r>
     </w:p>
     <w:p>
       <w:r>
+        <w:rPr>
+          <w:rFonts w:ascii="宋体" w:hAnsi="宋体" w:eastAsia="宋体"/>
+        </w:rPr>
         <w:t>民共和国刑事诉讼法》第八十一条、第八十七条之规定，犯罪</w:t>
       </w:r>
     </w:p>
     <w:p>
       <w:r>
+        <w:rPr>
+          <w:rFonts w:ascii="宋体" w:hAnsi="宋体" w:eastAsia="宋体"/>
+        </w:rPr>
         <w:t>嫌疑人×××符合逮捕条件，特提请批准逮捕。</w:t>
       </w:r>
     </w:p>
     <w:p/>
     <w:p>
       <w:r>
+        <w:rPr>
+          <w:rFonts w:ascii="宋体" w:hAnsi="宋体" w:eastAsia="宋体"/>
+        </w:rPr>
         <w:t xml:space="preserve">    此致</w:t>
       </w:r>
     </w:p>
     <w:p>
       <w:r>
+        <w:rPr>
+          <w:rFonts w:ascii="宋体" w:hAnsi="宋体" w:eastAsia="宋体"/>
+        </w:rPr>
         <w:t>×××人民检察院</w:t>
       </w:r>
     </w:p>
@@ -223,11 +342,17 @@
     <w:p/>
     <w:p>
       <w:r>
+        <w:rPr>
+          <w:rFonts w:ascii="宋体" w:hAnsi="宋体" w:eastAsia="宋体"/>
+        </w:rPr>
         <w:t xml:space="preserve">                                    公安局（印）</w:t>
       </w:r>
     </w:p>
     <w:p>
       <w:r>
+        <w:rPr>
+          <w:rFonts w:ascii="宋体" w:hAnsi="宋体" w:eastAsia="宋体"/>
+        </w:rPr>
         <w:t xml:space="preserve">                                    年   月   日</w:t>
       </w:r>
     </w:p>
@@ -244,6 +369,9 @@
     <w:p/>
     <w:p>
       <w:r>
+        <w:rPr>
+          <w:rFonts w:ascii="宋体" w:hAnsi="宋体" w:eastAsia="宋体"/>
+        </w:rPr>
         <w:t>附：本案卷宗       卷     页。</w:t>
       </w:r>
     </w:p>
